--- a/古文今讀41-50.docx
+++ b/古文今讀41-50.docx
@@ -296,7 +296,7 @@
                 <w:sz w:val="20"/>
                 <w:szCs w:val="20"/>
               </w:rPr>
-              <w:t xml:space="preserve">是吾劍</w:t>
+              <w:t xml:space="preserve">邯鄲</w:t>
             </w:r>
             <w:r>
               <w:rPr>
@@ -313,7 +313,7 @@
                 <w:sz w:val="20"/>
                 <w:szCs w:val="20"/>
               </w:rPr>
-              <w:t xml:space="preserve">所從墜</w:t>
+              <w:t xml:space="preserve">民</w:t>
             </w:r>
             <w:r>
               <w:rPr>
@@ -321,9 +321,34 @@
                 <w:sz w:val="17"/>
                 <w:szCs w:val="17"/>
               </w:rPr>
-              <w:t xml:space="preserve">（第49課，原文）</w:t>
-            </w:r>
-          </w:p>
+              <w:t xml:space="preserve">（第50課，課本標註）</w:t>
+            </w:r>
+          </w:p>
+        </w:tc>
+      </w:tr>
+      <w:tr>
+        <w:tc>
+          <w:tcPr>
+            <w:tcW w:type="dxa" w:w="2200"/>
+            <w:vAlign w:val="center"/>
+          </w:tcPr>
+          <w:p>
+            <w:r>
+              <w:rPr>
+                <w:b/>
+                <w:bCs/>
+                <w:sz w:val="20"/>
+                <w:szCs w:val="20"/>
+              </w:rPr>
+              <w:t xml:space="preserve">助詞，無意義（取消句子獨立性，湊足音節）</w:t>
+            </w:r>
+          </w:p>
+        </w:tc>
+        <w:tc>
+          <w:tcPr>
+            <w:tcW w:type="dxa" w:w="6800"/>
+            <w:vAlign w:val="center"/>
+          </w:tcPr>
           <w:p>
             <w:pPr>
               <w:spacing w:after="20"/>
@@ -333,7 +358,7 @@
                 <w:sz w:val="20"/>
                 <w:szCs w:val="20"/>
               </w:rPr>
-              <w:t xml:space="preserve">邯鄲</w:t>
+              <w:t xml:space="preserve">日</w:t>
             </w:r>
             <w:r>
               <w:rPr>
@@ -350,7 +375,7 @@
                 <w:sz w:val="20"/>
                 <w:szCs w:val="20"/>
               </w:rPr>
-              <w:t xml:space="preserve">民</w:t>
+              <w:t xml:space="preserve">與鐘、籥亦遠矣</w:t>
             </w:r>
             <w:r>
               <w:rPr>
@@ -358,34 +383,9 @@
                 <w:sz w:val="17"/>
                 <w:szCs w:val="17"/>
               </w:rPr>
-              <w:t xml:space="preserve">（第50課，課本標註）</w:t>
-            </w:r>
-          </w:p>
-        </w:tc>
-      </w:tr>
-      <w:tr>
-        <w:tc>
-          <w:tcPr>
-            <w:tcW w:type="dxa" w:w="2200"/>
-            <w:vAlign w:val="center"/>
-          </w:tcPr>
-          <w:p>
-            <w:r>
-              <w:rPr>
-                <w:b/>
-                <w:bCs/>
-                <w:sz w:val="20"/>
-                <w:szCs w:val="20"/>
-              </w:rPr>
-              <w:t xml:space="preserve">助詞，無意義（取消句子獨立性，湊足音節）</w:t>
-            </w:r>
-          </w:p>
-        </w:tc>
-        <w:tc>
-          <w:tcPr>
-            <w:tcW w:type="dxa" w:w="6800"/>
-            <w:vAlign w:val="center"/>
-          </w:tcPr>
+              <w:t xml:space="preserve">（第43課，原文）</w:t>
+            </w:r>
+          </w:p>
           <w:p>
             <w:pPr>
               <w:spacing w:after="20"/>
@@ -395,7 +395,7 @@
                 <w:sz w:val="20"/>
                 <w:szCs w:val="20"/>
               </w:rPr>
-              <w:t xml:space="preserve">日</w:t>
+              <w:t xml:space="preserve">民知君</w:t>
             </w:r>
             <w:r>
               <w:rPr>
@@ -412,7 +412,24 @@
                 <w:sz w:val="20"/>
                 <w:szCs w:val="20"/>
               </w:rPr>
-              <w:t xml:space="preserve">與鐘、籥亦遠矣</w:t>
+              <w:t xml:space="preserve">欲放</w:t>
+            </w:r>
+            <w:r>
+              <w:rPr>
+                <w:b/>
+                <w:bCs/>
+                <w:color w:val="C00000"/>
+                <w:sz w:val="20"/>
+                <w:szCs w:val="20"/>
+              </w:rPr>
+              <w:t xml:space="preserve">「之」</w:t>
+            </w:r>
+            <w:r>
+              <w:rPr>
+                <w:sz w:val="20"/>
+                <w:szCs w:val="20"/>
+              </w:rPr>
+              <w:t xml:space="preserve">（第一個「之」）</w:t>
             </w:r>
             <w:r>
               <w:rPr>
@@ -420,123 +437,7 @@
                 <w:sz w:val="17"/>
                 <w:szCs w:val="17"/>
               </w:rPr>
-              <w:t xml:space="preserve">（第43課，原文）</w:t>
-            </w:r>
-          </w:p>
-          <w:p>
-            <w:pPr>
-              <w:spacing w:after="20"/>
-            </w:pPr>
-            <w:r>
-              <w:rPr>
-                <w:sz w:val="20"/>
-                <w:szCs w:val="20"/>
-              </w:rPr>
-              <w:t xml:space="preserve">民知君</w:t>
-            </w:r>
-            <w:r>
-              <w:rPr>
-                <w:b/>
-                <w:bCs/>
-                <w:color w:val="C00000"/>
-                <w:sz w:val="20"/>
-                <w:szCs w:val="20"/>
-              </w:rPr>
-              <w:t xml:space="preserve">「之」</w:t>
-            </w:r>
-            <w:r>
-              <w:rPr>
-                <w:sz w:val="20"/>
-                <w:szCs w:val="20"/>
-              </w:rPr>
-              <w:t xml:space="preserve">欲放</w:t>
-            </w:r>
-            <w:r>
-              <w:rPr>
-                <w:b/>
-                <w:bCs/>
-                <w:color w:val="C00000"/>
-                <w:sz w:val="20"/>
-                <w:szCs w:val="20"/>
-              </w:rPr>
-              <w:t xml:space="preserve">「之」</w:t>
-            </w:r>
-            <w:r>
-              <w:rPr>
-                <w:sz w:val="20"/>
-                <w:szCs w:val="20"/>
-              </w:rPr>
-              <w:t xml:space="preserve">（第一個「之」）</w:t>
-            </w:r>
-            <w:r>
-              <w:rPr>
-                <w:color w:val="808080"/>
-                <w:sz w:val="17"/>
-                <w:szCs w:val="17"/>
-              </w:rPr>
               <w:t xml:space="preserve">（第50課，原文）</w:t>
-            </w:r>
-          </w:p>
-        </w:tc>
-      </w:tr>
-      <w:tr>
-        <w:tc>
-          <w:tcPr>
-            <w:tcW w:type="dxa" w:w="2200"/>
-            <w:vAlign w:val="center"/>
-          </w:tcPr>
-          <w:p>
-            <w:r>
-              <w:rPr>
-                <w:b/>
-                <w:bCs/>
-                <w:sz w:val="20"/>
-                <w:szCs w:val="20"/>
-              </w:rPr>
-              <w:t xml:space="preserve">動詞，到、往</w:t>
-            </w:r>
-          </w:p>
-        </w:tc>
-        <w:tc>
-          <w:tcPr>
-            <w:tcW w:type="dxa" w:w="6800"/>
-            <w:vAlign w:val="center"/>
-          </w:tcPr>
-          <w:p>
-            <w:pPr>
-              <w:spacing w:after="20"/>
-            </w:pPr>
-            <w:r>
-              <w:rPr>
-                <w:sz w:val="20"/>
-                <w:szCs w:val="20"/>
-              </w:rPr>
-              <w:t xml:space="preserve">至</w:t>
-            </w:r>
-            <w:r>
-              <w:rPr>
-                <w:b/>
-                <w:bCs/>
-                <w:color w:val="C00000"/>
-                <w:sz w:val="20"/>
-                <w:szCs w:val="20"/>
-              </w:rPr>
-              <w:t xml:space="preserve">「之」</w:t>
-            </w:r>
-            <w:r>
-              <w:rPr>
-                <w:sz w:val="20"/>
-                <w:szCs w:val="20"/>
-              </w:rPr>
-              <w:t xml:space="preserve">市（複習）</w:t>
-            </w:r>
-            <w:r>
-              <w:rPr>
-                <w:color w:val="808080"/>
-                <w:sz w:val="17"/>
-                <w:szCs w:val="17"/>
-              </w:rPr>
-              <w:t xml:space="preserve">（第37課，補充）</w:t>
             </w:r>
           </w:p>
         </w:tc>
@@ -1383,7 +1284,7 @@
                 <w:sz w:val="20"/>
                 <w:szCs w:val="20"/>
               </w:rPr>
-              <w:t xml:space="preserve">代詞，指孟母</w:t>
+              <w:t xml:space="preserve">指孟母</w:t>
             </w:r>
           </w:p>
         </w:tc>
@@ -1428,7 +1329,7 @@
                 <w:sz w:val="20"/>
                 <w:szCs w:val="20"/>
               </w:rPr>
-              <w:t xml:space="preserve">織（裂其織：指孟母的布）</w:t>
+              <w:t xml:space="preserve">織</w:t>
             </w:r>
             <w:r>
               <w:rPr>
@@ -2421,7 +2322,7 @@
                 <w:sz w:val="20"/>
                 <w:szCs w:val="20"/>
               </w:rPr>
-              <w:t xml:space="preserve">以：連詞／介詞，因為</w:t>
+              <w:t xml:space="preserve">以：介詞，因為</w:t>
             </w:r>
           </w:p>
         </w:tc>
@@ -2467,26 +2368,75 @@
               <w:t xml:space="preserve">（第46課，課本標註）</w:t>
             </w:r>
           </w:p>
+        </w:tc>
+      </w:tr>
+      <w:tr>
+        <w:tc>
+          <w:tcPr>
+            <w:tcW w:type="dxa" w:w="2200"/>
+            <w:vAlign w:val="center"/>
+          </w:tcPr>
+          <w:p>
+            <w:r>
+              <w:rPr>
+                <w:b/>
+                <w:bCs/>
+                <w:sz w:val="20"/>
+                <w:szCs w:val="20"/>
+              </w:rPr>
+              <w:t xml:space="preserve">已：動詞，停止</w:t>
+            </w:r>
+          </w:p>
+        </w:tc>
+        <w:tc>
+          <w:tcPr>
+            <w:tcW w:type="dxa" w:w="6800"/>
+            <w:vAlign w:val="center"/>
+          </w:tcPr>
           <w:p>
             <w:pPr>
               <w:spacing w:after="20"/>
             </w:pPr>
             <w:r>
               <w:rPr>
+                <w:sz w:val="20"/>
+                <w:szCs w:val="20"/>
+              </w:rPr>
+              <w:t xml:space="preserve">以待來年然後</w:t>
+            </w:r>
+            <w:r>
+              <w:rPr>
                 <w:b/>
                 <w:bCs/>
                 <w:color w:val="C00000"/>
                 <w:sz w:val="20"/>
                 <w:szCs w:val="20"/>
               </w:rPr>
-              <w:t xml:space="preserve">「以」</w:t>
-            </w:r>
-            <w:r>
-              <w:rPr>
-                <w:sz w:val="20"/>
-                <w:szCs w:val="20"/>
-              </w:rPr>
-              <w:t xml:space="preserve">其未嘗見而求之人也</w:t>
+              <w:t xml:space="preserve">「已」</w:t>
+            </w:r>
+            <w:r>
+              <w:rPr>
+                <w:sz w:val="20"/>
+                <w:szCs w:val="20"/>
+              </w:rPr>
+              <w:t xml:space="preserve">、斯速</w:t>
+            </w:r>
+            <w:r>
+              <w:rPr>
+                <w:b/>
+                <w:bCs/>
+                <w:color w:val="C00000"/>
+                <w:sz w:val="20"/>
+                <w:szCs w:val="20"/>
+              </w:rPr>
+              <w:t xml:space="preserve">「已」</w:t>
+            </w:r>
+            <w:r>
+              <w:rPr>
+                <w:sz w:val="20"/>
+                <w:szCs w:val="20"/>
+              </w:rPr>
+              <w:t xml:space="preserve">矣</w:t>
             </w:r>
             <w:r>
               <w:rPr>
@@ -2494,7 +2444,7 @@
                 <w:sz w:val="17"/>
                 <w:szCs w:val="17"/>
               </w:rPr>
-              <w:t xml:space="preserve">（第43課，課本標註）</w:t>
+              <w:t xml:space="preserve">（第42課，課本標註）</w:t>
             </w:r>
           </w:p>
         </w:tc>
@@ -2513,7 +2463,7 @@
                 <w:sz w:val="20"/>
                 <w:szCs w:val="20"/>
               </w:rPr>
-              <w:t xml:space="preserve">已：動詞，停止</w:t>
+              <w:t xml:space="preserve">斯：連詞，就、則</w:t>
             </w:r>
           </w:p>
         </w:tc>
@@ -2531,7 +2481,7 @@
                 <w:sz w:val="20"/>
                 <w:szCs w:val="20"/>
               </w:rPr>
-              <w:t xml:space="preserve">以待來年然後</w:t>
+              <w:t xml:space="preserve">如知其非義，</w:t>
             </w:r>
             <w:r>
               <w:rPr>
@@ -2541,31 +2491,14 @@
                 <w:sz w:val="20"/>
                 <w:szCs w:val="20"/>
               </w:rPr>
-              <w:t xml:space="preserve">「已」</w:t>
-            </w:r>
-            <w:r>
-              <w:rPr>
-                <w:sz w:val="20"/>
-                <w:szCs w:val="20"/>
-              </w:rPr>
-              <w:t xml:space="preserve">、斯速</w:t>
-            </w:r>
-            <w:r>
-              <w:rPr>
-                <w:b/>
-                <w:bCs/>
-                <w:color w:val="C00000"/>
-                <w:sz w:val="20"/>
-                <w:szCs w:val="20"/>
-              </w:rPr>
-              <w:t xml:space="preserve">「已」</w:t>
-            </w:r>
-            <w:r>
-              <w:rPr>
-                <w:sz w:val="20"/>
-                <w:szCs w:val="20"/>
-              </w:rPr>
-              <w:t xml:space="preserve">矣</w:t>
+              <w:t xml:space="preserve">「斯」</w:t>
+            </w:r>
+            <w:r>
+              <w:rPr>
+                <w:sz w:val="20"/>
+                <w:szCs w:val="20"/>
+              </w:rPr>
+              <w:t xml:space="preserve">速已矣</w:t>
             </w:r>
             <w:r>
               <w:rPr>
@@ -2592,69 +2525,7 @@
                 <w:sz w:val="20"/>
                 <w:szCs w:val="20"/>
               </w:rPr>
-              <w:t xml:space="preserve">斯：連詞，就、則</w:t>
-            </w:r>
-          </w:p>
-        </w:tc>
-        <w:tc>
-          <w:tcPr>
-            <w:tcW w:type="dxa" w:w="6800"/>
-            <w:vAlign w:val="center"/>
-          </w:tcPr>
-          <w:p>
-            <w:pPr>
-              <w:spacing w:after="20"/>
-            </w:pPr>
-            <w:r>
-              <w:rPr>
-                <w:sz w:val="20"/>
-                <w:szCs w:val="20"/>
-              </w:rPr>
-              <w:t xml:space="preserve">如知其非義，</w:t>
-            </w:r>
-            <w:r>
-              <w:rPr>
-                <w:b/>
-                <w:bCs/>
-                <w:color w:val="C00000"/>
-                <w:sz w:val="20"/>
-                <w:szCs w:val="20"/>
-              </w:rPr>
-              <w:t xml:space="preserve">「斯」</w:t>
-            </w:r>
-            <w:r>
-              <w:rPr>
-                <w:sz w:val="20"/>
-                <w:szCs w:val="20"/>
-              </w:rPr>
-              <w:t xml:space="preserve">速已矣</w:t>
-            </w:r>
-            <w:r>
-              <w:rPr>
-                <w:color w:val="808080"/>
-                <w:sz w:val="17"/>
-                <w:szCs w:val="17"/>
-              </w:rPr>
-              <w:t xml:space="preserve">（第42課，課本標註）</w:t>
-            </w:r>
-          </w:p>
-        </w:tc>
-      </w:tr>
-      <w:tr>
-        <w:tc>
-          <w:tcPr>
-            <w:tcW w:type="dxa" w:w="2200"/>
-            <w:vAlign w:val="center"/>
-          </w:tcPr>
-          <w:p>
-            <w:r>
-              <w:rPr>
-                <w:b/>
-                <w:bCs/>
-                <w:sz w:val="20"/>
-                <w:szCs w:val="20"/>
-              </w:rPr>
-              <w:t xml:space="preserve">因：副詞，就</w:t>
+              <w:t xml:space="preserve">因：就</w:t>
             </w:r>
           </w:p>
         </w:tc>

--- a/古文今讀41-50.docx
+++ b/古文今讀41-50.docx
@@ -10110,7 +10110,7 @@
                 <w:sz w:val="19"/>
                 <w:szCs w:val="19"/>
               </w:rPr>
-              <w:t xml:space="preserve">ㄖㄤˇ</w:t>
+              <w:t xml:space="preserve">ㄖㄤˊ</w:t>
             </w:r>
           </w:p>
         </w:tc>
@@ -10453,7 +10453,7 @@
                 <w:sz w:val="19"/>
                 <w:szCs w:val="19"/>
               </w:rPr>
-              <w:t xml:space="preserve">ㄒㄨㄢ</w:t>
+              <w:t xml:space="preserve">ㄒㄩㄢ</w:t>
             </w:r>
           </w:p>
         </w:tc>
@@ -12317,7 +12317,7 @@
           <w:sz w:val="20"/>
           <w:szCs w:val="20"/>
         </w:rPr>
-        <w:t xml:space="preserve">(A) 削足適履　(B) 圓顱方趾　(C) 月攘一雞　(D) 暴虎馮河</w:t>
+        <w:t xml:space="preserve">(A) 削足適履　(B) 圓顱方趾　(C) 膠柱鼓瑟　(D) 暴虎馮河</w:t>
       </w:r>
     </w:p>
     <w:p>
@@ -12338,7 +12338,7 @@
           <w:sz w:val="21"/>
           <w:szCs w:val="21"/>
         </w:rPr>
-        <w:t xml:space="preserve">明知是錯的事，卻說要慢慢減少、拖延不改，可用哪個成語形容？</w:t>
+        <w:t xml:space="preserve">聽到別人的一番話，會反省自己是否也有同樣的缺點，這種行為可用下列哪個成語形容？</w:t>
       </w:r>
     </w:p>
     <w:p>
@@ -12350,7 +12350,7 @@
           <w:sz w:val="20"/>
           <w:szCs w:val="20"/>
         </w:rPr>
-        <w:t xml:space="preserve">(A) 月攘一雞　(B) 亡羊補牢　(C) 投桃報李　(D) 捫心自問</w:t>
+        <w:t xml:space="preserve">(A) 捫心自問　(B) 刻舟求劍　(C) 狗尾續貂　(D) 圓顱方趾</w:t>
       </w:r>
     </w:p>
     <w:p>
@@ -15047,7 +15047,7 @@
                 <w:sz w:val="19"/>
                 <w:szCs w:val="19"/>
               </w:rPr>
-              <w:t xml:space="preserve">月攘一雞：明知不對，卻拖延不肯立即改正。</w:t>
+              <w:t xml:space="preserve">捫心自問：撫摸自己的胸口自問，指自我反省檢討。</w:t>
             </w:r>
           </w:p>
         </w:tc>

--- a/古文今讀41-50.docx
+++ b/古文今讀41-50.docx
@@ -5334,6 +5334,106 @@
                 <w:szCs w:val="17"/>
               </w:rPr>
               <w:t xml:space="preserve">第50課，課本標註</w:t>
+            </w:r>
+          </w:p>
+        </w:tc>
+      </w:tr>
+      <w:tr>
+        <w:tc>
+          <w:tcPr>
+            <w:tcW w:type="dxa" w:w="1600"/>
+            <w:vAlign w:val="center"/>
+          </w:tcPr>
+          <w:p>
+            <w:r>
+              <w:rPr>
+                <w:b/>
+                <w:bCs/>
+                <w:sz w:val="20"/>
+                <w:szCs w:val="20"/>
+              </w:rPr>
+              <w:t xml:space="preserve">從善如流</w:t>
+            </w:r>
+          </w:p>
+        </w:tc>
+        <w:tc>
+          <w:tcPr>
+            <w:tcW w:type="dxa" w:w="5600"/>
+            <w:vAlign w:val="center"/>
+          </w:tcPr>
+          <w:p>
+            <w:r>
+              <w:rPr>
+                <w:sz w:val="19"/>
+                <w:szCs w:val="19"/>
+              </w:rPr>
+              <w:t xml:space="preserve">形容能迅速地接受別人正確的意見，就像水流向下一樣自然。</w:t>
+            </w:r>
+          </w:p>
+        </w:tc>
+        <w:tc>
+          <w:tcPr>
+            <w:tcW w:type="dxa" w:w="1800"/>
+            <w:vAlign w:val="center"/>
+          </w:tcPr>
+          <w:p>
+            <w:r>
+              <w:rPr>
+                <w:color w:val="808080"/>
+                <w:sz w:val="17"/>
+                <w:szCs w:val="17"/>
+              </w:rPr>
+              <w:t xml:space="preserve">第50課，課本補充</w:t>
+            </w:r>
+          </w:p>
+        </w:tc>
+      </w:tr>
+      <w:tr>
+        <w:tc>
+          <w:tcPr>
+            <w:tcW w:type="dxa" w:w="1600"/>
+            <w:vAlign w:val="center"/>
+          </w:tcPr>
+          <w:p>
+            <w:r>
+              <w:rPr>
+                <w:b/>
+                <w:bCs/>
+                <w:sz w:val="20"/>
+                <w:szCs w:val="20"/>
+              </w:rPr>
+              <w:t xml:space="preserve">不置可否</w:t>
+            </w:r>
+          </w:p>
+        </w:tc>
+        <w:tc>
+          <w:tcPr>
+            <w:tcW w:type="dxa" w:w="5600"/>
+            <w:vAlign w:val="center"/>
+          </w:tcPr>
+          <w:p>
+            <w:r>
+              <w:rPr>
+                <w:sz w:val="19"/>
+                <w:szCs w:val="19"/>
+              </w:rPr>
+              <w:t xml:space="preserve">不表示同意，也不表示反對；形容不表明自己的態度或意見。</w:t>
+            </w:r>
+          </w:p>
+        </w:tc>
+        <w:tc>
+          <w:tcPr>
+            <w:tcW w:type="dxa" w:w="1800"/>
+            <w:vAlign w:val="center"/>
+          </w:tcPr>
+          <w:p>
+            <w:r>
+              <w:rPr>
+                <w:color w:val="808080"/>
+                <w:sz w:val="17"/>
+                <w:szCs w:val="17"/>
+              </w:rPr>
+              <w:t xml:space="preserve">第50課，課本補充</w:t>
             </w:r>
           </w:p>
         </w:tc>
